--- a/vaporizer-price-study/papers/jca_manuscript_english.docx
+++ b/vaporizer-price-study/papers/jca_manuscript_english.docx
@@ -671,7 +671,7 @@
     </w:p>
     <w:p>
       <w:r>
-        <w:t>This study provides the first empirical evidence that environmental regulation of a single anesthetic agent is associated with agent-specific effects on the secondary equipment market. Using three years of eBay completed sale data and complementary statistical approaches, we found that desflurane vaporizer prices declined progressively over the study period, with the decline apparently accelerating through successive regulatory milestones. Sevoflurane and isoflurane vaporizer prices remained stable throughout—despite being traded on the same marketplace and subject to the same macroeconomic conditions. The convergence of evidence from Spearman rank correlation (P&lt;0.001 for desflurane, P=0.86 for sevoflurane), Kendall τ (P=0.049 vs P=0.36), and the between-agent effect size comparison (P=0.043) suggests a progressive and agent-specific price decline.</w:t>
+        <w:t>This study provides the first empirical evidence that environmental regulation of a single anesthetic agent is associated with agent-specific effects on the secondary equipment market. Using three years of eBay completed sale data and complementary statistical approaches, we found that desflurane vaporizer prices declined progressively over the study period, with the decline apparently accelerating through successive regulatory milestones. Sevoflurane and isoflurane vaporizer prices remained stable throughout—despite being traded on the same marketplace and subject to the same macroeconomic conditions. The convergence of evidence from Spearman rank correlation (P=&lt;0.001 for desflurane, P=0.862 for sevoflurane), Kendall τ (P=0.049 vs P=0.365), and the between-agent effect size comparison (P=0.043) suggests a progressive and agent-specific price decline.</w:t>
       </w:r>
     </w:p>
     <w:p>

--- a/vaporizer-price-study/papers/jca_manuscript_english.docx
+++ b/vaporizer-price-study/papers/jca_manuscript_english.docx
@@ -602,7 +602,7 @@
     </w:p>
     <w:p>
       <w:r>
-        <w:t>A total of 1033 completed eBay sales of anesthetic vaporizers were identified and included in the analysis after applying exclusion criteria: 158 desflurane, 321 sevoflurane, and 554 isoflurane vaporizers. The study period spanned from 28 March 2023 to 24 March 2026 (three years). Desflurane vaporizers were predominantly Datex-Ohmeda/GE Tec 6 Plus and Dräger D-Vapor models; sevoflurane vaporizers included Dräger Vapor 2000, Penlon Sigma Delta, and Tec 7 models; isoflurane vaporizers included Ohmeda Tec 3, Tec 5, Tec 7, and Dräger Vapor 2000 models.</w:t>
+        <w:t>A total of 1033 completed eBay sales of anesthetic vaporizers were identified and included in the analysis after applying exclusion criteria: 158 desflurane, 321 sevoflurane, and 554 isoflurane vaporizers. The study period spanned from 28 March 2023 to 24 March 2026 (three years). Desflurane vaporizers were predominantly Datex-Ohmeda/GE Tec 6 Plus and Dräger D-Vapor models; sevoflurane vaporizers included Dräger Vapor 2000, Penlon Sigma Delta, and Tec 7 models; isoflurane vaporizers included Ohmeda Tec 3, Tec 5, Tec 7, and Dräger Vapor 2000 models (Fig. 1).</w:t>
       </w:r>
     </w:p>
     <w:p/>
@@ -630,22 +630,22 @@
     <w:p/>
     <w:p>
       <w:r>
-        <w:t>Desflurane vaporizer prices showed a statistically significant downward trend over the three-year study period (primary analysis). Spearman rank correlation demonstrated a significant negative monotonic association between sale date and price (ρ=-0.28, P&lt;0.001). Kendall τ analysis confirmed that prices decreased across successive regulatory phases (τ=-0.12, P=0.049). At the aggregated level, quarterly median prices also showed a significant downward trend (ρ=-0.60, P=0.039) (Table 1).</w:t>
+        <w:t>Desflurane vaporizer prices showed a statistically significant downward trend over the three-year study period (primary analysis). Spearman rank correlation demonstrated a significant negative monotonic association between sale date and price (ρ=-0.28, P&lt;0.001). Kendall τ analysis confirmed that prices decreased across successive regulatory phases (τ=-0.12, P=0.049) (Fig. 2). At the aggregated level, quarterly median prices also showed a significant downward trend (ρ=-0.60, P=0.039) (Table 1; Fig. 3).</w:t>
       </w:r>
     </w:p>
     <w:p>
       <w:r>
-        <w:t>In the exploratory pre-/post-ban comparison, the post-ban mean price (US$164 ± 113) was 31% lower than the pre-ban mean (US$238 ± 195). This difference was statistically significant on Welch’s t-test (P=0.027) but did not reach significance on the Mann–Whitney U test (P=0.148), likely reflecting the small post-ban sample (n=17). The effect size was medium (Cohen’s d=-0.47) (Table 2, Panel A).</w:t>
+        <w:t>In the exploratory pre-/post-ban comparison, the post-ban mean price (US$164 ± 113) was 31% lower than the pre-ban mean (US$238 ± 195). This difference was statistically significant on Welch’s t-test (P=0.027) but did not reach significance on the Mann–Whitney U test (P=0.148), likely reflecting the small post-ban sample (n=17). The effect size was medium (Cohen’s d=-0.47) (Table 2, Panel A; Fig. 4).</w:t>
       </w:r>
     </w:p>
     <w:p>
       <w:r>
-        <w:t>In contrast, sevoflurane vaporizer prices showed no significant temporal trend (Spearman ρ=0.01, P=0.862; Kendall τ=0.04, P=0.365). Pre-/post-ban comparison showed a non-significant 12% increase (P=0.150, Mann–Whitney U).</w:t>
+        <w:t>In contrast, sevoflurane vaporizer prices showed no significant temporal trend (Spearman ρ=0.01, P=0.862; Kendall τ=0.04, P=0.365). Pre-/post-ban comparison showed a non-significant 12% increase (P=0.150, Mann–Whitney U) (Fig. 5).</w:t>
       </w:r>
     </w:p>
     <w:p>
       <w:r>
-        <w:t>Isoflurane vaporizer prices were similarly stable. Although Spearman correlation reached nominal significance (ρ=-0.09, P=0.044), the magnitude was small and the quarterly median trend was not significant (ρ=-0.32, P=0.285). The pre-/post-ban comparison showed a non-significant 11% decline (P=0.184, Mann–Whitney U).</w:t>
+        <w:t>Isoflurane vaporizer prices were similarly stable. Although Spearman correlation reached nominal significance (ρ=-0.09, P=0.044), the magnitude was small and the quarterly median trend was not significant (ρ=-0.32, P=0.285). The pre-/post-ban comparison showed a non-significant 11% decline (P=0.184, Mann–Whitney U) (Fig. 6).</w:t>
       </w:r>
     </w:p>
     <w:p>
@@ -736,7 +736,7 @@
         <w:rPr>
           <w:sz w:val="24"/>
         </w:rPr>
-        <w:t xml:space="preserve"> discussed the broader implications of decommissioning programs, but none examined downstream effects on the secondary equipment market. Our findings are consistent with the broader economic literature on regulatory obsolescence,</w:t>
+        <w:t xml:space="preserve"> discussed the broader implications of decommissioning programs, but none examined downstream effects on the secondary equipment market. Our findings are consistent with the broader literature on environment-related stranded assets,</w:t>
       </w:r>
       <w:r>
         <w:rPr>
@@ -749,7 +749,7 @@
         <w:rPr>
           <w:sz w:val="24"/>
         </w:rPr>
-        <w:t xml:space="preserve"> where anticipated government restrictions are associated with anticipatory price declines in secondary markets.</w:t>
+        <w:t xml:space="preserve"> where anticipated regulatory restrictions are associated with anticipatory declines in asset values.</w:t>
       </w:r>
     </w:p>
     <w:p>
@@ -951,7 +951,7 @@
         <w:rPr>
           <w:sz w:val="20"/>
         </w:rPr>
-        <w:t>Sherman JD, Chesebro BB. Inhaled anesthetic climate and ozone effects: a narrative review. Anesth Analg 2023;137:201–15.</w:t>
+        <w:t>Sherman J, Le C, Lamers V, Eckelman M. Life cycle greenhouse gas emissions of anesthetic drugs. Anesth Analg 2012;114:1086–90.</w:t>
       </w:r>
     </w:p>
     <w:p>
@@ -969,7 +969,7 @@
         <w:rPr>
           <w:sz w:val="20"/>
         </w:rPr>
-        <w:t>European Society of Anaesthesiology and Intensive Care. ESAIC position statement on the use of desflurane. Eur J Anaesthesiol 2024;41:1–3.</w:t>
+        <w:t>Hendrickx JFA, Nielsen OJ, De Hert S, De Wolf AM. The science behind banning desflurane: a narrative review. Eur J Anaesthesiol 2022;39:818–24.</w:t>
       </w:r>
     </w:p>
     <w:p>
@@ -987,7 +987,7 @@
         <w:rPr>
           <w:sz w:val="20"/>
         </w:rPr>
-        <w:t>Association of Anaesthetists. Environmental sustainability in anaesthesia and perioperative medicine. Anaesthesia 2023;78:219–30.</w:t>
+        <w:t>White SM, Shelton CL, Gelb AW, et al. Principles of environmentally-sustainable anaesthesia: a global consensus statement from the World Federation of Societies of Anaesthesiologists. Anaesthesia 2022;77:201–12.</w:t>
       </w:r>
     </w:p>
     <w:p>
@@ -1185,7 +1185,7 @@
         <w:rPr>
           <w:sz w:val="20"/>
         </w:rPr>
-        <w:t>Beard D, Aston W, Black S, et al. Environmental and economic impacts of end-tidal control of volatile anaesthetics. Open Anaesth J 2025;19:e18742126.</w:t>
+        <w:t>Beard J, Kennedy R, Philip J, et al. Environmental and economic impacts of end-tidal control of volatile anesthetics: a scoping review and analysis. Open Anesthesiol J 2025;19:e25896458355905.</w:t>
       </w:r>
     </w:p>
     <w:p>
@@ -1203,7 +1203,7 @@
         <w:rPr>
           <w:sz w:val="20"/>
         </w:rPr>
-        <w:t>Buckhead Fair Market Value. 2025 Benchmark Report on Pre-Owned Medical Equipment Prices. Atlanta, GA: BFMV, 2025.</w:t>
+        <w:t>Shukla S, Kalaiselvan V, Raghuvanshi RS. How to improve regulatory practices for refurbished medical devices. Bull World Health Organ 2023;101:412–7.</w:t>
       </w:r>
     </w:p>
     <w:p>
@@ -1239,7 +1239,7 @@
         <w:rPr>
           <w:sz w:val="20"/>
         </w:rPr>
-        <w:t>Davis G, Patel N. Regulatory obsolescence and secondary market asset depreciation. J Environ Econ Manage 2019;95:142–60.</w:t>
+        <w:t>Shimbar A. Environment-related stranded assets: what does the market think about the impact of collective climate action on the value of fossil fuel stocks? Energy Econ 2021;103:105579.</w:t>
       </w:r>
     </w:p>
     <w:p>
@@ -1291,7 +1291,7 @@
           <w:i w:val="0"/>
           <w:sz w:val="20"/>
         </w:rPr>
-        <w:t>Box plot comparison of vaporizer prices before and after the EU desflurane ban (1 January 2026). Individual data points are shown as jittered dots. Data source: eBay Terapeak.</w:t>
+        <w:t>Anesthetic vaporizer prices mapped against the EU regulatory timeline. Shaded regions indicate regulatory phases. Data source: eBay Terapeak.</w:t>
       </w:r>
     </w:p>
     <w:p>
@@ -1309,7 +1309,7 @@
           <w:i w:val="0"/>
           <w:sz w:val="20"/>
         </w:rPr>
-        <w:t>Monthly median prices of anesthetic vaporizers on eBay. Annotations indicate the number of transactions per month (n). Data source: eBay Terapeak.</w:t>
+        <w:t>Quarterly median price trends (upper panel) and sales volume (lower panel). Data source: eBay Terapeak.</w:t>
       </w:r>
     </w:p>
     <w:p>
@@ -1327,7 +1327,7 @@
           <w:i w:val="0"/>
           <w:sz w:val="20"/>
         </w:rPr>
-        <w:t>Price distribution histograms for each vaporizer type, comparing pre-ban (solid fill) and post-ban (hatched) periods. Data source: eBay Terapeak.</w:t>
+        <w:t>Box plot comparison of vaporizer prices before and after the EU desflurane ban (1 January 2026). Individual data points are shown as jittered dots. Data source: eBay Terapeak.</w:t>
       </w:r>
     </w:p>
     <w:p>
@@ -1345,7 +1345,7 @@
           <w:i w:val="0"/>
           <w:sz w:val="20"/>
         </w:rPr>
-        <w:t>Anesthetic vaporizer prices mapped against the EU regulatory timeline. Shaded regions indicate regulatory phases. Data source: eBay Terapeak.</w:t>
+        <w:t>Monthly median prices of anesthetic vaporizers on eBay. Annotations indicate the number of transactions per month (n). Data source: eBay Terapeak.</w:t>
       </w:r>
     </w:p>
     <w:p>
@@ -1363,7 +1363,7 @@
           <w:i w:val="0"/>
           <w:sz w:val="20"/>
         </w:rPr>
-        <w:t>Quarterly median price trends (upper panel) and sales volume (lower panel). Data source: eBay Terapeak.</w:t>
+        <w:t>Price distribution histograms for each vaporizer type, comparing pre-ban (solid fill) and post-ban (hatched) periods. Data source: eBay Terapeak.</w:t>
       </w:r>
     </w:p>
     <w:p>
